--- a/examples/tsdata/doc/01-build-ts-data.docx
+++ b/examples/tsdata/doc/01-build-ts-data.docx
@@ -414,7 +414,7 @@
               <a:graphicData uri="http://schemas.openxmlformats.org/drawingml/2006/picture">
                 <pic:pic>
                   <pic:nvPicPr>
-                    <pic:cNvPr descr="/home/gpca/tspredit/examples/tsdata/doc/01-build-ts-data_files/2311a3ccdefa9666c559bd154e42236a6cdf3fea.png" id="11" name="Picture"/>
+                    <pic:cNvPr descr="C:\Git\cefet-rj-dal\tspredit\examples\tsdata\doc\01-build-ts-data_files/716a4d1e457f97618aa46ca41f6f38e17df76816.png" id="11" name="Picture"/>
                     <pic:cNvPicPr>
                       <a:picLocks noChangeArrowheads="1" noChangeAspect="1"/>
                     </pic:cNvPicPr>
@@ -715,7 +715,7 @@
               <a:graphicData uri="http://schemas.openxmlformats.org/drawingml/2006/picture">
                 <pic:pic>
                   <pic:nvPicPr>
-                    <pic:cNvPr descr="/home/gpca/tspredit/examples/tsdata/doc/01-build-ts-data_files/50a2bc46a18094e61e37ec8a23c78d991b825d6a.png" id="14" name="Picture"/>
+                    <pic:cNvPr descr="C:\Git\cefet-rj-dal\tspredit\examples\tsdata\doc\01-build-ts-data_files/2bc6eb02cbcd7c51a6ddc975749dca1efe1c90f5.png" id="14" name="Picture"/>
                     <pic:cNvPicPr>
                       <a:picLocks noChangeArrowheads="1" noChangeAspect="1"/>
                     </pic:cNvPicPr>

--- a/examples/tsdata/doc/01-build-ts-data.docx
+++ b/examples/tsdata/doc/01-build-ts-data.docx
@@ -414,7 +414,7 @@
               <a:graphicData uri="http://schemas.openxmlformats.org/drawingml/2006/picture">
                 <pic:pic>
                   <pic:nvPicPr>
-                    <pic:cNvPr descr="C:\Git\cefet-rj-dal\tspredit\examples\tsdata\doc\01-build-ts-data_files/716a4d1e457f97618aa46ca41f6f38e17df76816.png" id="11" name="Picture"/>
+                    <pic:cNvPr descr="C:\Git\dal\tspredit\examples\tsdata\doc\01-build-ts-data_files/716a4d1e457f97618aa46ca41f6f38e17df76816.png" id="11" name="Picture"/>
                     <pic:cNvPicPr>
                       <a:picLocks noChangeArrowheads="1" noChangeAspect="1"/>
                     </pic:cNvPicPr>
@@ -715,7 +715,7 @@
               <a:graphicData uri="http://schemas.openxmlformats.org/drawingml/2006/picture">
                 <pic:pic>
                   <pic:nvPicPr>
-                    <pic:cNvPr descr="C:\Git\cefet-rj-dal\tspredit\examples\tsdata\doc\01-build-ts-data_files/2bc6eb02cbcd7c51a6ddc975749dca1efe1c90f5.png" id="14" name="Picture"/>
+                    <pic:cNvPr descr="C:\Git\dal\tspredit\examples\tsdata\doc\01-build-ts-data_files/2bc6eb02cbcd7c51a6ddc975749dca1efe1c90f5.png" id="14" name="Picture"/>
                     <pic:cNvPicPr>
                       <a:picLocks noChangeArrowheads="1" noChangeAspect="1"/>
                     </pic:cNvPicPr>

--- a/examples/tsdata/doc/01-build-ts-data.docx
+++ b/examples/tsdata/doc/01-build-ts-data.docx
@@ -414,7 +414,7 @@
               <a:graphicData uri="http://schemas.openxmlformats.org/drawingml/2006/picture">
                 <pic:pic>
                   <pic:nvPicPr>
-                    <pic:cNvPr descr="C:\Git\dal\tspredit\examples\tsdata\doc\01-build-ts-data_files/716a4d1e457f97618aa46ca41f6f38e17df76816.png" id="11" name="Picture"/>
+                    <pic:cNvPr descr="/home/gpca/tspredit/examples/tsdata/doc/01-build-ts-data_files/2311a3ccdefa9666c559bd154e42236a6cdf3fea.png" id="11" name="Picture"/>
                     <pic:cNvPicPr>
                       <a:picLocks noChangeArrowheads="1" noChangeAspect="1"/>
                     </pic:cNvPicPr>
@@ -715,7 +715,7 @@
               <a:graphicData uri="http://schemas.openxmlformats.org/drawingml/2006/picture">
                 <pic:pic>
                   <pic:nvPicPr>
-                    <pic:cNvPr descr="C:\Git\dal\tspredit\examples\tsdata\doc\01-build-ts-data_files/2bc6eb02cbcd7c51a6ddc975749dca1efe1c90f5.png" id="14" name="Picture"/>
+                    <pic:cNvPr descr="/home/gpca/tspredit/examples/tsdata/doc/01-build-ts-data_files/50a2bc46a18094e61e37ec8a23c78d991b825d6a.png" id="14" name="Picture"/>
                     <pic:cNvPicPr>
                       <a:picLocks noChangeArrowheads="1" noChangeAspect="1"/>
                     </pic:cNvPicPr>
